--- a/comprehensive scope statement.docx
+++ b/comprehensive scope statement.docx
@@ -66,28 +66,6 @@
           <w14:ligatures w14:val="none"/>
         </w:rPr>
       </w:pPr>
-    </w:p>
-    <w:p>
-      <w:pPr>
-        <w:pStyle w:val="ListParagraph"/>
-        <w:numPr>
-          <w:ilvl w:val="0"/>
-          <w:numId w:val="15"/>
-        </w:numPr>
-        <w:rPr>
-          <w:rFonts w:eastAsia="Times New Roman" w:cstheme="minorHAnsi"/>
-          <w:kern w:val="0"/>
-          <w14:ligatures w14:val="none"/>
-        </w:rPr>
-      </w:pPr>
-      <w:r>
-        <w:rPr>
-          <w:rFonts w:eastAsia="Times New Roman" w:cstheme="minorHAnsi"/>
-          <w:kern w:val="0"/>
-          <w14:ligatures w14:val="none"/>
-        </w:rPr>
-        <w:t>Ensure that the bank's long-term operational and technological expansion is supported by the network upgrade.</w:t>
-      </w:r>
       <w:r>
         <w:rPr>
           <w:rFonts w:eastAsia="Times New Roman" w:cstheme="minorHAnsi"/>
@@ -3376,6 +3354,7 @@
   <w:style w:type="character" w:default="1" w:styleId="DefaultParagraphFont">
     <w:name w:val="Default Paragraph Font"/>
     <w:uiPriority w:val="1"/>
+    <w:semiHidden/>
     <w:unhideWhenUsed/>
   </w:style>
   <w:style w:type="table" w:default="1" w:styleId="TableNormal">

--- a/comprehensive scope statement.docx
+++ b/comprehensive scope statement.docx
@@ -199,6 +199,24 @@
     </w:p>
     <w:p>
       <w:pPr>
+        <w:ind w:left="720"/>
+      </w:pPr>
+      <w:r>
+        <w:rPr>
+          <w:b/>
+          <w:bCs/>
+        </w:rPr>
+        <w:t>Configuration and Version Control System:</w:t>
+      </w:r>
+      <w:r>
+        <w:br/>
+      </w:r>
+      <w:r>
+        <w:t>Configuring a tool for configuration management—such as GitHub—allows one to monitor network setups, support version control, and enable audits and rollbacks.</w:t>
+      </w:r>
+    </w:p>
+    <w:p>
+      <w:pPr>
         <w:numPr>
           <w:ilvl w:val="0"/>
           <w:numId w:val="2"/>
@@ -209,52 +227,7 @@
           <w:b/>
           <w:bCs/>
         </w:rPr>
-        <w:t>Scalability Planning:</w:t>
-      </w:r>
-      <w:r>
-        <w:br/>
-      </w:r>
-      <w:r>
-        <w:t>Building the network architecture to enable future expansion in user traffic, devices, and data without sacrificing performance</w:t>
-      </w:r>
-      <w:r>
-        <w:t>.</w:t>
-      </w:r>
-    </w:p>
-    <w:p>
-      <w:pPr>
-        <w:numPr>
-          <w:ilvl w:val="0"/>
-          <w:numId w:val="2"/>
-        </w:numPr>
-      </w:pPr>
-      <w:r>
-        <w:rPr>
-          <w:b/>
-          <w:bCs/>
-        </w:rPr>
         <w:lastRenderedPageBreak/>
-        <w:t>Configuration and Version Control System:</w:t>
-      </w:r>
-      <w:r>
-        <w:br/>
-      </w:r>
-      <w:r>
-        <w:t>Configuring a tool for configuration management—such as GitHub—allows one to monitor network setups, support version control, and enable audits and rollbacks.</w:t>
-      </w:r>
-    </w:p>
-    <w:p>
-      <w:pPr>
-        <w:numPr>
-          <w:ilvl w:val="0"/>
-          <w:numId w:val="2"/>
-        </w:numPr>
-      </w:pPr>
-      <w:r>
-        <w:rPr>
-          <w:b/>
-          <w:bCs/>
-        </w:rPr>
         <w:t>Training and Documentation:</w:t>
       </w:r>
       <w:r>
@@ -633,7 +606,6 @@
           <w:b/>
           <w:bCs/>
         </w:rPr>
-        <w:lastRenderedPageBreak/>
         <w:t>Milestone 3:</w:t>
       </w:r>
       <w:r>
@@ -696,6 +668,7 @@
           <w:b/>
           <w:bCs/>
         </w:rPr>
+        <w:lastRenderedPageBreak/>
         <w:t>Milestone 5:</w:t>
       </w:r>
       <w:r>

--- a/comprehensive scope statement.docx
+++ b/comprehensive scope statement.docx
@@ -206,13 +206,7 @@
           <w:b/>
           <w:bCs/>
         </w:rPr>
-        <w:t>Configuration and Version Control System:</w:t>
-      </w:r>
-      <w:r>
-        <w:br/>
-      </w:r>
-      <w:r>
-        <w:t>Configuring a tool for configuration management—such as GitHub—allows one to monitor network setups, support version control, and enable audits and rollbacks.</w:t>
+        <w:t>\</w:t>
       </w:r>
     </w:p>
     <w:p>
@@ -227,7 +221,6 @@
           <w:b/>
           <w:bCs/>
         </w:rPr>
-        <w:lastRenderedPageBreak/>
         <w:t>Training and Documentation:</w:t>
       </w:r>
       <w:r>
@@ -252,6 +245,7 @@
           <w:b/>
           <w:bCs/>
         </w:rPr>
+        <w:lastRenderedPageBreak/>
         <w:t>Post-Upgrade Testing and Validation:</w:t>
       </w:r>
       <w:r>
@@ -668,7 +662,6 @@
           <w:b/>
           <w:bCs/>
         </w:rPr>
-        <w:lastRenderedPageBreak/>
         <w:t>Milestone 5:</w:t>
       </w:r>
       <w:r>
@@ -731,6 +724,7 @@
           <w:b/>
           <w:bCs/>
         </w:rPr>
+        <w:lastRenderedPageBreak/>
         <w:t>Milestone 7:</w:t>
       </w:r>
       <w:r>
